--- a/latex/simple_modelling/Chapter_5_Empirical_Results.docx
+++ b/latex/simple_modelling/Chapter_5_Empirical_Results.docx
@@ -2,7 +2,7 @@
 <file path=word/document.xml><?xml version="1.0" encoding="utf-8"?>
 <w:document xmlns:w="http://schemas.openxmlformats.org/wordprocessingml/2006/main" xmlns:m="http://schemas.openxmlformats.org/officeDocument/2006/math" xmlns:r="http://schemas.openxmlformats.org/officeDocument/2006/relationships" xmlns:o="urn:schemas-microsoft-com:office:office" xmlns:v="urn:schemas-microsoft-com:vml" xmlns:w10="urn:schemas-microsoft-com:office:word" xmlns:a="http://schemas.openxmlformats.org/drawingml/2006/main" xmlns:pic="http://schemas.openxmlformats.org/drawingml/2006/picture" xmlns:wp="http://schemas.openxmlformats.org/drawingml/2006/wordprocessingDrawing">
   <w:body>
-    <w:bookmarkStart w:id="55" w:name="ch:results_simple"/>
+    <w:bookmarkStart w:id="61" w:name="ch:results_simple"/>
     <w:p>
       <w:pPr>
         <w:pStyle w:val="Heading1"/>
@@ -1018,7 +1018,7 @@
     </w:p>
     <w:bookmarkEnd w:id="29"/>
     <w:bookmarkEnd w:id="30"/>
-    <w:bookmarkStart w:id="41" w:name="sec:phase1_iter1_results"/>
+    <w:bookmarkStart w:id="47" w:name="sec:phase1_iter1_results"/>
     <w:p>
       <w:pPr>
         <w:pStyle w:val="Heading2"/>
@@ -1756,14 +1756,13 @@
       </w:r>
     </w:p>
     <w:bookmarkEnd w:id="40"/>
-    <w:bookmarkEnd w:id="41"/>
-    <w:bookmarkStart w:id="47" w:name="sec:phase1_iter2_results"/>
-    <w:p>
-      <w:pPr>
-        <w:pStyle w:val="Heading2"/>
-      </w:pPr>
-      <w:r>
-        <w:t xml:space="preserve">Phase 1, Iteration 2: the 5-D state agent</w:t>
+    <w:bookmarkStart w:id="46" w:name="sec:phase1_ablation"/>
+    <w:p>
+      <w:pPr>
+        <w:pStyle w:val="Heading3"/>
+      </w:pPr>
+      <w:r>
+        <w:t xml:space="preserve">Policy-family ablation: is the collapse specific to PPO?</w:t>
       </w:r>
     </w:p>
     <w:p>
@@ -1771,21 +1770,423 @@
         <w:pStyle w:val="FirstParagraph"/>
       </w:pPr>
       <w:r>
-        <w:t xml:space="preserve">Iteration 2 re-trains the identical PPO configuration on</w:t>
-      </w:r>
-      <w:r>
-        <w:t xml:space="preserve"> </w:t>
+        <w:t xml:space="preserve">To test whether the collapse is an artefact of the optimiser, the identical MDP, data split, fee, seed and 80</w:t>
+      </w:r>
+      <w:r>
+        <w:t xml:space="preserve">,</w:t>
+      </w:r>
+      <w:r>
+        <w:t xml:space="preserve">000-step budget were re-run with two further policy-gradient methods: a from-scratch masked REINFORCE implementation (</w:t>
       </w:r>
       <w:r>
         <w:rPr>
           <w:rStyle w:val="VerbatimChar"/>
         </w:rPr>
-        <w:t xml:space="preserve">TradingEnv-v1</w:t>
-      </w:r>
-      <w:r>
-        <w:t xml:space="preserve">, changing only the state. Table </w:t>
-      </w:r>
-      <w:hyperlink w:anchor="tab:phase1_iter2">
+        <w:t xml:space="preserve">reinforce_trading.py</w:t>
+      </w:r>
+      <w:r>
+        <w:t xml:space="preserve">; infeasible actions receive logit</w:t>
+      </w:r>
+      <w:r>
+        <w:t xml:space="preserve"> </w:t>
+      </w:r>
+      <m:oMath>
+        <m:r>
+          <m:rPr>
+            <m:sty m:val="p"/>
+          </m:rPr>
+          <m:t>−</m:t>
+        </m:r>
+        <m:r>
+          <m:rPr>
+            <m:sty m:val="p"/>
+          </m:rPr>
+          <m:t>∞</m:t>
+        </m:r>
+      </m:oMath>
+      <w:r>
+        <w:t xml:space="preserve"> </w:t>
+      </w:r>
+      <w:r>
+        <w:t xml:space="preserve">before sampling) and A2C. Value-based methods were excluded by design: tabular Q-learning cannot index a continuous cash–price state, and DQN sits off the policy-based track this project follows.</w:t>
+      </w:r>
+    </w:p>
+    <w:bookmarkStart w:id="41" w:name="tab:phase1_ablation"/>
+    <w:p>
+      <w:pPr>
+        <w:pStyle w:val="TableCaption"/>
+      </w:pPr>
+      <w:r>
+        <w:t xml:space="preserve">Policy-family ablation on the Iteration-1 MDP (26 held-out SPY months, matched 80k-step budget, seed 42).</w:t>
+      </w:r>
+    </w:p>
+    <w:tbl>
+      <w:tblPr>
+        <w:tblStyle w:val="Table"/>
+        <w:tblW w:type="auto" w:w="0"/>
+        <w:tblLook w:firstRow="1" w:lastRow="0" w:firstColumn="0" w:lastColumn="0" w:noHBand="0" w:noVBand="0" w:val="0020"/>
+        <w:tblCaption w:val="Policy-family ablation on the Iteration-1 MDP (26 held-out SPY months, matched 80k-step budget, seed 42)."/>
+      </w:tblPr>
+      <w:tblGrid>
+        <w:gridCol w:w="1980"/>
+        <w:gridCol w:w="1980"/>
+        <w:gridCol w:w="1980"/>
+        <w:gridCol w:w="1980"/>
+      </w:tblGrid>
+      <w:tr>
+        <w:trPr>
+          <w:tblHeader w:val="on"/>
+        </w:trPr>
+        <w:tc>
+          <w:tcPr/>
+          <w:p>
+            <w:pPr>
+              <w:pStyle w:val="Compact"/>
+              <w:jc w:val="left"/>
+            </w:pPr>
+            <w:r>
+              <w:rPr>
+                <w:b/>
+                <w:bCs/>
+              </w:rPr>
+              <w:t xml:space="preserve">Method</w:t>
+            </w:r>
+          </w:p>
+        </w:tc>
+        <w:tc>
+          <w:tcPr/>
+          <w:p>
+            <w:pPr>
+              <w:pStyle w:val="Compact"/>
+              <w:jc w:val="right"/>
+            </w:pPr>
+            <w:r>
+              <w:rPr>
+                <w:b/>
+                <w:bCs/>
+              </w:rPr>
+              <w:t xml:space="preserve">Mean</w:t>
+            </w:r>
+            <w:r>
+              <w:rPr>
+                <w:b/>
+                <w:bCs/>
+              </w:rPr>
+              <w:t xml:space="preserve"> </w:t>
+            </w:r>
+            <m:oMath>
+              <m:r>
+                <m:rPr>
+                  <m:sty m:val="p"/>
+                </m:rPr>
+                <m:t>Δ</m:t>
+              </m:r>
+              <m:r>
+                <m:t>W</m:t>
+              </m:r>
+            </m:oMath>
+          </w:p>
+        </w:tc>
+        <w:tc>
+          <w:tcPr/>
+          <w:p>
+            <w:pPr>
+              <w:pStyle w:val="Compact"/>
+              <w:jc w:val="right"/>
+            </w:pPr>
+            <w:r>
+              <w:rPr>
+                <w:b/>
+                <w:bCs/>
+              </w:rPr>
+              <w:t xml:space="preserve">Trades/mo</w:t>
+            </w:r>
+          </w:p>
+        </w:tc>
+        <w:tc>
+          <w:tcPr/>
+          <w:p>
+            <w:pPr>
+              <w:pStyle w:val="Compact"/>
+              <w:jc w:val="right"/>
+            </w:pPr>
+            <w:r>
+              <w:rPr>
+                <w:b/>
+                <w:bCs/>
+              </w:rPr>
+              <w:t xml:space="preserve">Months identical to B1b</w:t>
+            </w:r>
+          </w:p>
+        </w:tc>
+      </w:tr>
+      <w:tr>
+        <w:tc>
+          <w:tcPr/>
+          <w:p>
+            <w:pPr>
+              <w:pStyle w:val="Compact"/>
+              <w:jc w:val="left"/>
+            </w:pPr>
+            <w:r>
+              <w:t xml:space="preserve">B1b buy-max-hold</w:t>
+            </w:r>
+          </w:p>
+        </w:tc>
+        <w:tc>
+          <w:tcPr/>
+          <w:p>
+            <w:pPr>
+              <w:pStyle w:val="Compact"/>
+              <w:jc w:val="right"/>
+            </w:pPr>
+            <w:r>
+              <w:t xml:space="preserve">76.91</w:t>
+            </w:r>
+          </w:p>
+        </w:tc>
+        <w:tc>
+          <w:tcPr/>
+          <w:p>
+            <w:pPr>
+              <w:pStyle w:val="Compact"/>
+              <w:jc w:val="right"/>
+            </w:pPr>
+            <w:r>
+              <w:t xml:space="preserve">19.1</w:t>
+            </w:r>
+          </w:p>
+        </w:tc>
+        <w:tc>
+          <w:tcPr/>
+          <w:p>
+            <w:pPr>
+              <w:pStyle w:val="Compact"/>
+              <w:jc w:val="right"/>
+            </w:pPr>
+            <w:r>
+              <w:t xml:space="preserve">26/26 (def.)</w:t>
+            </w:r>
+          </w:p>
+        </w:tc>
+      </w:tr>
+      <w:tr>
+        <w:tc>
+          <w:tcPr/>
+          <w:p>
+            <w:pPr>
+              <w:pStyle w:val="Compact"/>
+              <w:jc w:val="left"/>
+            </w:pPr>
+            <w:r>
+              <w:t xml:space="preserve">REINFORCE (scratch)</w:t>
+            </w:r>
+          </w:p>
+        </w:tc>
+        <w:tc>
+          <w:tcPr/>
+          <w:p>
+            <w:pPr>
+              <w:pStyle w:val="Compact"/>
+              <w:jc w:val="right"/>
+            </w:pPr>
+            <w:r>
+              <w:t xml:space="preserve">76.91</w:t>
+            </w:r>
+          </w:p>
+        </w:tc>
+        <w:tc>
+          <w:tcPr/>
+          <w:p>
+            <w:pPr>
+              <w:pStyle w:val="Compact"/>
+              <w:jc w:val="right"/>
+            </w:pPr>
+            <w:r>
+              <w:t xml:space="preserve">19.1</w:t>
+            </w:r>
+          </w:p>
+        </w:tc>
+        <w:tc>
+          <w:tcPr/>
+          <w:p>
+            <w:pPr>
+              <w:pStyle w:val="Compact"/>
+              <w:jc w:val="right"/>
+            </w:pPr>
+            <w:r>
+              <w:t xml:space="preserve">26/26</w:t>
+            </w:r>
+          </w:p>
+        </w:tc>
+      </w:tr>
+      <w:tr>
+        <w:tc>
+          <w:tcPr/>
+          <w:p>
+            <w:pPr>
+              <w:pStyle w:val="Compact"/>
+              <w:jc w:val="left"/>
+            </w:pPr>
+            <w:r>
+              <w:t xml:space="preserve">A2C</w:t>
+            </w:r>
+          </w:p>
+        </w:tc>
+        <w:tc>
+          <w:tcPr/>
+          <w:p>
+            <w:pPr>
+              <w:pStyle w:val="Compact"/>
+              <w:jc w:val="right"/>
+            </w:pPr>
+            <w:r>
+              <w:t xml:space="preserve">76.91</w:t>
+            </w:r>
+          </w:p>
+        </w:tc>
+        <w:tc>
+          <w:tcPr/>
+          <w:p>
+            <w:pPr>
+              <w:pStyle w:val="Compact"/>
+              <w:jc w:val="right"/>
+            </w:pPr>
+            <w:r>
+              <w:t xml:space="preserve">19.1</w:t>
+            </w:r>
+          </w:p>
+        </w:tc>
+        <w:tc>
+          <w:tcPr/>
+          <w:p>
+            <w:pPr>
+              <w:pStyle w:val="Compact"/>
+              <w:jc w:val="right"/>
+            </w:pPr>
+            <w:r>
+              <w:t xml:space="preserve">26/26</w:t>
+            </w:r>
+          </w:p>
+        </w:tc>
+      </w:tr>
+      <w:tr>
+        <w:tc>
+          <w:tcPr/>
+          <w:p>
+            <w:pPr>
+              <w:pStyle w:val="Compact"/>
+              <w:jc w:val="left"/>
+            </w:pPr>
+            <w:r>
+              <w:t xml:space="preserve">PPO</w:t>
+            </w:r>
+          </w:p>
+        </w:tc>
+        <w:tc>
+          <w:tcPr/>
+          <w:p>
+            <w:pPr>
+              <w:pStyle w:val="Compact"/>
+              <w:jc w:val="right"/>
+            </w:pPr>
+            <w:r>
+              <w:t xml:space="preserve">76.91</w:t>
+            </w:r>
+          </w:p>
+        </w:tc>
+        <w:tc>
+          <w:tcPr/>
+          <w:p>
+            <w:pPr>
+              <w:pStyle w:val="Compact"/>
+              <w:jc w:val="right"/>
+            </w:pPr>
+            <w:r>
+              <w:t xml:space="preserve">19.1</w:t>
+            </w:r>
+          </w:p>
+        </w:tc>
+        <w:tc>
+          <w:tcPr/>
+          <w:p>
+            <w:pPr>
+              <w:pStyle w:val="Compact"/>
+              <w:jc w:val="right"/>
+            </w:pPr>
+            <w:r>
+              <w:t xml:space="preserve">26/26</w:t>
+            </w:r>
+          </w:p>
+        </w:tc>
+      </w:tr>
+    </w:tbl>
+    <w:bookmarkEnd w:id="41"/>
+    <w:bookmarkStart w:id="45" w:name="fig:phase1_ablation"/>
+    <w:p>
+      <w:pPr>
+        <w:pStyle w:val="CaptionedFigure"/>
+      </w:pPr>
+      <w:r>
+        <w:drawing>
+          <wp:inline>
+            <wp:extent cx="4533900" cy="2283125"/>
+            <wp:effectExtent b="0" l="0" r="0" t="0"/>
+            <wp:docPr descr="" title="" id="43" name="Picture"/>
+            <a:graphic>
+              <a:graphicData uri="http://schemas.openxmlformats.org/drawingml/2006/picture">
+                <pic:pic>
+                  <pic:nvPicPr>
+                    <pic:cNvPr descr="phase1_algo_ablation_delta_w.png" id="44" name="Picture"/>
+                    <pic:cNvPicPr>
+                      <a:picLocks noChangeArrowheads="1" noChangeAspect="1"/>
+                    </pic:cNvPicPr>
+                  </pic:nvPicPr>
+                  <pic:blipFill>
+                    <a:blip r:embed="rId42"/>
+                    <a:stretch>
+                      <a:fillRect/>
+                    </a:stretch>
+                  </pic:blipFill>
+                  <pic:spPr bwMode="auto">
+                    <a:xfrm>
+                      <a:off x="0" y="0"/>
+                      <a:ext cx="4533900" cy="2283125"/>
+                    </a:xfrm>
+                    <a:prstGeom prst="rect">
+                      <a:avLst/>
+                    </a:prstGeom>
+                    <a:noFill/>
+                    <a:ln w="9525">
+                      <a:noFill/>
+                      <a:headEnd/>
+                      <a:tailEnd/>
+                    </a:ln>
+                  </pic:spPr>
+                </pic:pic>
+              </a:graphicData>
+            </a:graphic>
+          </wp:inline>
+        </w:drawing>
+      </w:r>
+    </w:p>
+    <w:p>
+      <w:pPr>
+        <w:pStyle w:val="ImageCaption"/>
+      </w:pPr>
+      <w:r>
+        <w:t xml:space="preserve">Policy-family ablation. REINFORCE, A2C and PPO execute the identical buy-max action sequence on every test month.</w:t>
+      </w:r>
+    </w:p>
+    <w:bookmarkEnd w:id="45"/>
+    <w:p>
+      <w:pPr>
+        <w:pStyle w:val="BodyText"/>
+      </w:pPr>
+      <w:r>
+        <w:t xml:space="preserve">All three optimisers converge to the same fully-invested policy, with identical executed action sequences on every test month (Table </w:t>
+      </w:r>
+      <w:hyperlink w:anchor="tab:phase1_ablation">
         <w:r>
           <w:rPr>
             <w:rStyle w:val="Hyperlink"/>
@@ -1794,6 +2195,84 @@
         </w:r>
       </w:hyperlink>
       <w:r>
+        <w:t xml:space="preserve">). The collapse is therefore a property of the</w:t>
+      </w:r>
+      <w:r>
+        <w:t xml:space="preserve"> </w:t>
+      </w:r>
+      <w:r>
+        <w:rPr>
+          <w:i/>
+          <w:iCs/>
+        </w:rPr>
+        <w:t xml:space="preserve">objective</w:t>
+      </w:r>
+      <w:r>
+        <w:t xml:space="preserve"> </w:t>
+      </w:r>
+      <w:r>
+        <w:t xml:space="preserve">— a risk-neutral</w:t>
+      </w:r>
+      <w:r>
+        <w:t xml:space="preserve"> </w:t>
+      </w:r>
+      <m:oMath>
+        <m:r>
+          <m:rPr>
+            <m:sty m:val="p"/>
+          </m:rPr>
+          <m:t>Δ</m:t>
+        </m:r>
+        <m:r>
+          <m:t>W</m:t>
+        </m:r>
+      </m:oMath>
+      <w:r>
+        <w:t xml:space="preserve"> </w:t>
+      </w:r>
+      <w:r>
+        <w:t xml:space="preserve">reward in a predominantly rising window — and not of PPO. PPO remains the primary algorithm on stability grounds: it was the only policy method consistently strong across the harder Phase-0 games, and its clipped updates guard against the destructive policy jumps unclipped methods permit.</w:t>
+      </w:r>
+    </w:p>
+    <w:bookmarkEnd w:id="46"/>
+    <w:bookmarkEnd w:id="47"/>
+    <w:bookmarkStart w:id="53" w:name="sec:phase1_iter2_results"/>
+    <w:p>
+      <w:pPr>
+        <w:pStyle w:val="Heading2"/>
+      </w:pPr>
+      <w:r>
+        <w:t xml:space="preserve">Phase 1, Iteration 2: the 5-D state agent</w:t>
+      </w:r>
+    </w:p>
+    <w:p>
+      <w:pPr>
+        <w:pStyle w:val="FirstParagraph"/>
+      </w:pPr>
+      <w:r>
+        <w:t xml:space="preserve">Iteration 2 re-trains the identical PPO configuration on</w:t>
+      </w:r>
+      <w:r>
+        <w:t xml:space="preserve"> </w:t>
+      </w:r>
+      <w:r>
+        <w:rPr>
+          <w:rStyle w:val="VerbatimChar"/>
+        </w:rPr>
+        <w:t xml:space="preserve">TradingEnv-v1</w:t>
+      </w:r>
+      <w:r>
+        <w:t xml:space="preserve">, changing only the state. Table </w:t>
+      </w:r>
+      <w:hyperlink w:anchor="tab:phase1_iter2">
+        <w:r>
+          <w:rPr>
+            <w:rStyle w:val="Hyperlink"/>
+          </w:rPr>
+          <w:t xml:space="preserve">1.4</w:t>
+        </w:r>
+      </w:hyperlink>
+      <w:r>
         <w:t xml:space="preserve"> </w:t>
       </w:r>
       <w:r>
@@ -1804,7 +2283,7 @@
           <w:rPr>
             <w:rStyle w:val="Hyperlink"/>
           </w:rPr>
-          <w:t xml:space="preserve">1.7</w:t>
+          <w:t xml:space="preserve">1.8</w:t>
         </w:r>
       </w:hyperlink>
       <w:r>
@@ -1814,7 +2293,7 @@
         <w:t xml:space="preserve">report the comparison.</w:t>
       </w:r>
     </w:p>
-    <w:bookmarkStart w:id="42" w:name="tab:phase1_iter2"/>
+    <w:bookmarkStart w:id="48" w:name="tab:phase1_iter2"/>
     <w:p>
       <w:pPr>
         <w:pStyle w:val="TableCaption"/>
@@ -2074,8 +2553,8 @@
         </w:tc>
       </w:tr>
     </w:tbl>
-    <w:bookmarkEnd w:id="42"/>
-    <w:bookmarkStart w:id="46" w:name="fig:phase1_iter2_bar"/>
+    <w:bookmarkEnd w:id="48"/>
+    <w:bookmarkStart w:id="52" w:name="fig:phase1_iter2_bar"/>
     <w:p>
       <w:pPr>
         <w:pStyle w:val="CaptionedFigure"/>
@@ -2085,18 +2564,18 @@
           <wp:inline>
             <wp:extent cx="4533900" cy="2523463"/>
             <wp:effectExtent b="0" l="0" r="0" t="0"/>
-            <wp:docPr descr="" title="" id="44" name="Picture"/>
+            <wp:docPr descr="" title="" id="50" name="Picture"/>
             <a:graphic>
               <a:graphicData uri="http://schemas.openxmlformats.org/drawingml/2006/picture">
                 <pic:pic>
                   <pic:nvPicPr>
-                    <pic:cNvPr descr="phase1_iteration2_delta_w.png" id="45" name="Picture"/>
+                    <pic:cNvPr descr="phase1_iteration2_delta_w.png" id="51" name="Picture"/>
                     <pic:cNvPicPr>
                       <a:picLocks noChangeArrowheads="1" noChangeAspect="1"/>
                     </pic:cNvPicPr>
                   </pic:nvPicPr>
                   <pic:blipFill>
-                    <a:blip r:embed="rId43"/>
+                    <a:blip r:embed="rId49"/>
                     <a:stretch>
                       <a:fillRect/>
                     </a:stretch>
@@ -2131,7 +2610,7 @@
         <w:t xml:space="preserve">Iteration 2 (5-D) vs Iteration 1 / buy-max. Richer state breaks the collapse but converges mostly-flat under deterministic evaluation.</w:t>
       </w:r>
     </w:p>
-    <w:bookmarkEnd w:id="46"/>
+    <w:bookmarkEnd w:id="52"/>
     <w:p>
       <w:pPr>
         <w:pStyle w:val="BodyText"/>
@@ -2194,8 +2673,8 @@
         <w:t xml:space="preserve">. Month-by-month, the flat agent still beats fully-invested B1b in 8 of 26 months (the falling ones).</w:t>
       </w:r>
     </w:p>
-    <w:bookmarkEnd w:id="47"/>
-    <w:bookmarkStart w:id="49" w:name="sec:master_table"/>
+    <w:bookmarkEnd w:id="53"/>
+    <w:bookmarkStart w:id="55" w:name="sec:master_table"/>
     <w:p>
       <w:pPr>
         <w:pStyle w:val="Heading2"/>
@@ -2204,7 +2683,7 @@
         <w:t xml:space="preserve">Master comparison across iterations</w:t>
       </w:r>
     </w:p>
-    <w:bookmarkStart w:id="48" w:name="tab:master"/>
+    <w:bookmarkStart w:id="54" w:name="tab:master"/>
     <w:p>
       <w:pPr>
         <w:pStyle w:val="TableCaption"/>
@@ -2566,9 +3045,9 @@
         </w:tc>
       </w:tr>
     </w:tbl>
-    <w:bookmarkEnd w:id="48"/>
-    <w:bookmarkEnd w:id="49"/>
-    <w:bookmarkStart w:id="54" w:name="sec:analysis_simple"/>
+    <w:bookmarkEnd w:id="54"/>
+    <w:bookmarkEnd w:id="55"/>
+    <w:bookmarkStart w:id="60" w:name="sec:analysis_simple"/>
     <w:p>
       <w:pPr>
         <w:pStyle w:val="Heading2"/>
@@ -2577,13 +3056,13 @@
         <w:t xml:space="preserve">Analysis and key findings</w:t>
       </w:r>
     </w:p>
-    <w:bookmarkStart w:id="50" w:name="X3db70666928b3179cb79fda061745041cca1768"/>
+    <w:bookmarkStart w:id="56" w:name="X7c23384b159a518e2cf5e2eaf001808365232a3"/>
     <w:p>
       <w:pPr>
         <w:pStyle w:val="Heading5"/>
       </w:pPr>
       <w:r>
-        <w:t xml:space="preserve">1. The reward, not the state, sets the incentive.</w:t>
+        <w:t xml:space="preserve">1. The reward, not the state (or the algorithm), sets the incentive.</w:t>
       </w:r>
     </w:p>
     <w:p>
@@ -2638,7 +3117,18 @@
         <w:t xml:space="preserve"> </w:t>
       </w:r>
       <w:r>
-        <w:t xml:space="preserve">in a mostly-rising test window, full investment is near-optimal and Iteration 1 found exactly that. Adding entry and time context moved the policy along the exposure axis (always-invested</w:t>
+        <w:t xml:space="preserve">in a mostly-rising test window, full investment is near-optimal and Iteration 1 found exactly that. The policy-family ablation (Section </w:t>
+      </w:r>
+      <w:hyperlink w:anchor="sec:phase1_ablation">
+        <w:r>
+          <w:rPr>
+            <w:rStyle w:val="Hyperlink"/>
+          </w:rPr>
+          <w:t xml:space="preserve">1.3.1</w:t>
+        </w:r>
+      </w:hyperlink>
+      <w:r>
+        <w:t xml:space="preserve">) confirms the finding is optimiser-independent: REINFORCE, A2C and PPO all converge to the identical buy-max policy. Adding entry and time context moved the policy along the exposure axis (always-invested</w:t>
       </w:r>
       <w:r>
         <w:t xml:space="preserve"> </w:t>
@@ -2658,8 +3148,8 @@
         <w:t xml:space="preserve">almost-never-invested) without creating selective timing. Both extremes are rational responses to a risk-neutral reward estimated from noisy monthly episodes whose training window includes the COVID crash and the 2022 bear market.</w:t>
       </w:r>
     </w:p>
-    <w:bookmarkEnd w:id="50"/>
-    <w:bookmarkStart w:id="51" w:name="baseline-design-is-itself-a-result."/>
+    <w:bookmarkEnd w:id="56"/>
+    <w:bookmarkStart w:id="57" w:name="baseline-design-is-itself-a-result."/>
     <w:p>
       <w:pPr>
         <w:pStyle w:val="Heading5"/>
@@ -2711,8 +3201,8 @@
         <w:t xml:space="preserve">“PPO rediscovered buy-and-hold.”</w:t>
       </w:r>
     </w:p>
-    <w:bookmarkEnd w:id="51"/>
-    <w:bookmarkStart w:id="52" w:name="what-iteration-3-must-change."/>
+    <w:bookmarkEnd w:id="57"/>
+    <w:bookmarkStart w:id="58" w:name="what-iteration-3-must-change."/>
     <w:p>
       <w:pPr>
         <w:pStyle w:val="Heading5"/>
@@ -2810,8 +3300,8 @@
         <w:t xml:space="preserve">. The masked-action rate and accounting identity carry forward as standing diagnostics.</w:t>
       </w:r>
     </w:p>
-    <w:bookmarkEnd w:id="52"/>
-    <w:bookmarkStart w:id="53" w:name="scope."/>
+    <w:bookmarkEnd w:id="58"/>
+    <w:bookmarkStart w:id="59" w:name="scope."/>
     <w:p>
       <w:pPr>
         <w:pStyle w:val="Heading5"/>
@@ -2845,9 +3335,9 @@
         <w:t xml:space="preserve">), and the drawdown-penalised reward are the planned extensions, in that order.</w:t>
       </w:r>
     </w:p>
-    <w:bookmarkEnd w:id="53"/>
-    <w:bookmarkEnd w:id="54"/>
-    <w:bookmarkEnd w:id="55"/>
+    <w:bookmarkEnd w:id="59"/>
+    <w:bookmarkEnd w:id="60"/>
+    <w:bookmarkEnd w:id="61"/>
     <w:sectPr>
       <w:footnotePr>
         <w:numRestart w:val="eachSect"/>
